--- a/docs/package/02_Commercials/iNXT_BrokerVerse_Negotiation_Playbook_INTERNAL.docx
+++ b/docs/package/02_Commercials/iNXT_BrokerVerse_Negotiation_Playbook_INTERNAL.docx
@@ -789,7 +789,7 @@
             </w:rPr>
             <w:fldChar w:fldCharType="separate"/>
           </w:r>
-          <w:hyperlink w:anchor="__RefHeading___Toc24495_4049217194">
+          <w:hyperlink w:anchor="__RefHeading___Toc24495_3199679052">
             <w:r>
               <w:rPr>
                 <w:webHidden/>
@@ -824,7 +824,7 @@
             </w:tabs>
             <w:rPr/>
           </w:pPr>
-          <w:hyperlink w:anchor="__RefHeading___Toc24497_4049217194">
+          <w:hyperlink w:anchor="__RefHeading___Toc24497_3199679052">
             <w:r>
               <w:rPr>
                 <w:webHidden/>
@@ -853,7 +853,7 @@
             </w:tabs>
             <w:rPr/>
           </w:pPr>
-          <w:hyperlink w:anchor="__RefHeading___Toc24499_4049217194">
+          <w:hyperlink w:anchor="__RefHeading___Toc24499_3199679052">
             <w:r>
               <w:rPr>
                 <w:webHidden/>
@@ -875,7 +875,7 @@
             </w:tabs>
             <w:rPr/>
           </w:pPr>
-          <w:hyperlink w:anchor="__RefHeading___Toc24501_4049217194">
+          <w:hyperlink w:anchor="__RefHeading___Toc24501_3199679052">
             <w:r>
               <w:rPr>
                 <w:webHidden/>
@@ -897,7 +897,7 @@
             </w:tabs>
             <w:rPr/>
           </w:pPr>
-          <w:hyperlink w:anchor="__RefHeading___Toc24503_4049217194">
+          <w:hyperlink w:anchor="__RefHeading___Toc24503_3199679052">
             <w:r>
               <w:rPr>
                 <w:webHidden/>
@@ -919,7 +919,7 @@
             </w:tabs>
             <w:rPr/>
           </w:pPr>
-          <w:hyperlink w:anchor="__RefHeading___Toc24505_4049217194">
+          <w:hyperlink w:anchor="__RefHeading___Toc24505_3199679052">
             <w:r>
               <w:rPr>
                 <w:webHidden/>
@@ -941,7 +941,7 @@
             </w:tabs>
             <w:rPr/>
           </w:pPr>
-          <w:hyperlink w:anchor="__RefHeading___Toc24507_4049217194">
+          <w:hyperlink w:anchor="__RefHeading___Toc24507_3199679052">
             <w:r>
               <w:rPr>
                 <w:webHidden/>
@@ -963,7 +963,7 @@
             </w:tabs>
             <w:rPr/>
           </w:pPr>
-          <w:hyperlink w:anchor="__RefHeading___Toc24509_4049217194">
+          <w:hyperlink w:anchor="__RefHeading___Toc24509_3199679052">
             <w:r>
               <w:rPr>
                 <w:webHidden/>
@@ -985,7 +985,7 @@
             </w:tabs>
             <w:rPr/>
           </w:pPr>
-          <w:hyperlink w:anchor="__RefHeading___Toc24511_4049217194">
+          <w:hyperlink w:anchor="__RefHeading___Toc24511_3199679052">
             <w:r>
               <w:rPr>
                 <w:webHidden/>
@@ -1007,7 +1007,7 @@
             </w:tabs>
             <w:rPr/>
           </w:pPr>
-          <w:hyperlink w:anchor="__RefHeading___Toc24513_4049217194">
+          <w:hyperlink w:anchor="__RefHeading___Toc24513_3199679052">
             <w:r>
               <w:rPr>
                 <w:webHidden/>
@@ -1029,7 +1029,7 @@
             </w:tabs>
             <w:rPr/>
           </w:pPr>
-          <w:hyperlink w:anchor="__RefHeading___Toc24515_4049217194">
+          <w:hyperlink w:anchor="__RefHeading___Toc24515_3199679052">
             <w:r>
               <w:rPr>
                 <w:webHidden/>
@@ -1051,7 +1051,7 @@
             </w:tabs>
             <w:rPr/>
           </w:pPr>
-          <w:hyperlink w:anchor="__RefHeading___Toc24517_4049217194">
+          <w:hyperlink w:anchor="__RefHeading___Toc24517_3199679052">
             <w:r>
               <w:rPr>
                 <w:webHidden/>
@@ -1073,7 +1073,7 @@
             </w:tabs>
             <w:rPr/>
           </w:pPr>
-          <w:hyperlink w:anchor="__RefHeading___Toc24519_4049217194">
+          <w:hyperlink w:anchor="__RefHeading___Toc24519_3199679052">
             <w:r>
               <w:rPr>
                 <w:webHidden/>
@@ -1095,7 +1095,7 @@
             </w:tabs>
             <w:rPr/>
           </w:pPr>
-          <w:hyperlink w:anchor="__RefHeading___Toc24521_4049217194">
+          <w:hyperlink w:anchor="__RefHeading___Toc24521_3199679052">
             <w:r>
               <w:rPr>
                 <w:webHidden/>
@@ -1117,7 +1117,7 @@
             </w:tabs>
             <w:rPr/>
           </w:pPr>
-          <w:hyperlink w:anchor="__RefHeading___Toc24523_4049217194">
+          <w:hyperlink w:anchor="__RefHeading___Toc24523_3199679052">
             <w:r>
               <w:rPr>
                 <w:webHidden/>
@@ -1139,7 +1139,7 @@
             </w:tabs>
             <w:rPr/>
           </w:pPr>
-          <w:hyperlink w:anchor="__RefHeading___Toc24525_4049217194">
+          <w:hyperlink w:anchor="__RefHeading___Toc24525_3199679052">
             <w:r>
               <w:rPr>
                 <w:webHidden/>
@@ -1161,7 +1161,7 @@
             </w:tabs>
             <w:rPr/>
           </w:pPr>
-          <w:hyperlink w:anchor="__RefHeading___Toc24527_4049217194">
+          <w:hyperlink w:anchor="__RefHeading___Toc24527_3199679052">
             <w:r>
               <w:rPr>
                 <w:webHidden/>
@@ -1209,7 +1209,7 @@
       <w:r>
         <w:br w:type="page"/>
       </w:r>
-      <w:bookmarkStart w:id="0" w:name="__RefHeading___Toc24495_4049217194"/>
+      <w:bookmarkStart w:id="0" w:name="__RefHeading___Toc24495_3199679052"/>
       <w:bookmarkStart w:id="1" w:name="_Toc48319687"/>
       <w:bookmarkStart w:id="2" w:name="_Toc11824118"/>
       <w:bookmarkEnd w:id="0"/>
@@ -1854,7 +1854,7 @@
           <w:spacing w:val="0"/>
         </w:rPr>
       </w:pPr>
-      <w:bookmarkStart w:id="4" w:name="__RefHeading___Toc24497_4049217194"/>
+      <w:bookmarkStart w:id="4" w:name="__RefHeading___Toc24497_3199679052"/>
       <w:bookmarkStart w:id="5" w:name="_Toc233203388"/>
       <w:bookmarkEnd w:id="4"/>
       <w:r>
@@ -3159,7 +3159,7 @@
         <w:pageBreakBefore w:val="false"/>
         <w:rPr/>
       </w:pPr>
-      <w:bookmarkStart w:id="6" w:name="__RefHeading___Toc24499_4049217194"/>
+      <w:bookmarkStart w:id="6" w:name="__RefHeading___Toc24499_3199679052"/>
       <w:bookmarkEnd w:id="6"/>
       <w:r>
         <w:rPr>
@@ -3258,7 +3258,7 @@
         <w:pStyle w:val="Heading1"/>
         <w:rPr/>
       </w:pPr>
-      <w:bookmarkStart w:id="7" w:name="__RefHeading___Toc24501_4049217194"/>
+      <w:bookmarkStart w:id="7" w:name="__RefHeading___Toc24501_3199679052"/>
       <w:bookmarkEnd w:id="7"/>
       <w:r>
         <w:rPr>
@@ -3392,7 +3392,7 @@
         <w:pStyle w:val="Heading1"/>
         <w:rPr/>
       </w:pPr>
-      <w:bookmarkStart w:id="8" w:name="__RefHeading___Toc24503_4049217194"/>
+      <w:bookmarkStart w:id="8" w:name="__RefHeading___Toc24503_3199679052"/>
       <w:bookmarkEnd w:id="8"/>
       <w:r>
         <w:rPr>
@@ -3409,7 +3409,7 @@
         <w:pStyle w:val="Heading2"/>
         <w:rPr/>
       </w:pPr>
-      <w:bookmarkStart w:id="9" w:name="__RefHeading___Toc24505_4049217194"/>
+      <w:bookmarkStart w:id="9" w:name="__RefHeading___Toc24505_3199679052"/>
       <w:bookmarkEnd w:id="9"/>
       <w:r>
         <w:rPr>
@@ -5051,7 +5051,7 @@
         <w:pStyle w:val="Heading2"/>
         <w:rPr/>
       </w:pPr>
-      <w:bookmarkStart w:id="10" w:name="__RefHeading___Toc24507_4049217194"/>
+      <w:bookmarkStart w:id="10" w:name="__RefHeading___Toc24507_3199679052"/>
       <w:bookmarkEnd w:id="10"/>
       <w:r>
         <w:rPr>
@@ -5147,7 +5147,7 @@
         <w:pStyle w:val="Heading1"/>
         <w:rPr/>
       </w:pPr>
-      <w:bookmarkStart w:id="11" w:name="__RefHeading___Toc24509_4049217194"/>
+      <w:bookmarkStart w:id="11" w:name="__RefHeading___Toc24509_3199679052"/>
       <w:bookmarkEnd w:id="11"/>
       <w:r>
         <w:rPr>
@@ -5164,7 +5164,7 @@
         <w:pStyle w:val="Heading2"/>
         <w:rPr/>
       </w:pPr>
-      <w:bookmarkStart w:id="12" w:name="__RefHeading___Toc24511_4049217194"/>
+      <w:bookmarkStart w:id="12" w:name="__RefHeading___Toc24511_3199679052"/>
       <w:bookmarkEnd w:id="12"/>
       <w:r>
         <w:rPr>
@@ -6181,7 +6181,7 @@
         <w:pStyle w:val="Heading2"/>
         <w:rPr/>
       </w:pPr>
-      <w:bookmarkStart w:id="13" w:name="__RefHeading___Toc24513_4049217194"/>
+      <w:bookmarkStart w:id="13" w:name="__RefHeading___Toc24513_3199679052"/>
       <w:bookmarkEnd w:id="13"/>
       <w:r>
         <w:rPr>
@@ -9472,7 +9472,7 @@
         <w:pStyle w:val="Heading1"/>
         <w:rPr/>
       </w:pPr>
-      <w:bookmarkStart w:id="14" w:name="__RefHeading___Toc24515_4049217194"/>
+      <w:bookmarkStart w:id="14" w:name="__RefHeading___Toc24515_3199679052"/>
       <w:bookmarkEnd w:id="14"/>
       <w:r>
         <w:rPr>
@@ -11414,7 +11414,7 @@
         <w:pStyle w:val="Heading2"/>
         <w:rPr/>
       </w:pPr>
-      <w:bookmarkStart w:id="15" w:name="__RefHeading___Toc24517_4049217194"/>
+      <w:bookmarkStart w:id="15" w:name="__RefHeading___Toc24517_3199679052"/>
       <w:bookmarkEnd w:id="15"/>
       <w:r>
         <w:rPr>
@@ -11529,7 +11529,7 @@
         <w:pStyle w:val="Heading1"/>
         <w:rPr/>
       </w:pPr>
-      <w:bookmarkStart w:id="16" w:name="__RefHeading___Toc24519_4049217194"/>
+      <w:bookmarkStart w:id="16" w:name="__RefHeading___Toc24519_3199679052"/>
       <w:bookmarkEnd w:id="16"/>
       <w:r>
         <w:rPr>
@@ -12268,7 +12268,7 @@
       <w:r>
         <w:br w:type="page"/>
       </w:r>
-      <w:bookmarkStart w:id="17" w:name="__RefHeading___Toc24521_4049217194"/>
+      <w:bookmarkStart w:id="17" w:name="__RefHeading___Toc24521_3199679052"/>
       <w:bookmarkEnd w:id="17"/>
       <w:r>
         <w:rPr>
@@ -13472,7 +13472,7 @@
       <w:r>
         <w:br w:type="page"/>
       </w:r>
-      <w:bookmarkStart w:id="18" w:name="__RefHeading___Toc24523_4049217194"/>
+      <w:bookmarkStart w:id="18" w:name="__RefHeading___Toc24523_3199679052"/>
       <w:bookmarkEnd w:id="18"/>
       <w:r>
         <w:rPr>
@@ -13606,7 +13606,7 @@
         <w:pStyle w:val="Heading1"/>
         <w:rPr/>
       </w:pPr>
-      <w:bookmarkStart w:id="19" w:name="__RefHeading___Toc24525_4049217194"/>
+      <w:bookmarkStart w:id="19" w:name="__RefHeading___Toc24525_3199679052"/>
       <w:bookmarkEnd w:id="19"/>
       <w:r>
         <w:rPr>
@@ -13716,7 +13716,7 @@
           <w:spacing w:val="0"/>
         </w:rPr>
       </w:pPr>
-      <w:bookmarkStart w:id="20" w:name="__RefHeading___Toc24527_4049217194"/>
+      <w:bookmarkStart w:id="20" w:name="__RefHeading___Toc24527_3199679052"/>
       <w:bookmarkStart w:id="21" w:name="_Toc233203395"/>
       <w:bookmarkEnd w:id="20"/>
       <w:r>

--- a/docs/package/02_Commercials/iNXT_BrokerVerse_Negotiation_Playbook_INTERNAL.docx
+++ b/docs/package/02_Commercials/iNXT_BrokerVerse_Negotiation_Playbook_INTERNAL.docx
@@ -789,7 +789,7 @@
             </w:rPr>
             <w:fldChar w:fldCharType="separate"/>
           </w:r>
-          <w:hyperlink w:anchor="__RefHeading___Toc24495_3199679052">
+          <w:hyperlink w:anchor="__RefHeading___Toc10445_3066934455">
             <w:r>
               <w:rPr>
                 <w:webHidden/>
@@ -824,7 +824,7 @@
             </w:tabs>
             <w:rPr/>
           </w:pPr>
-          <w:hyperlink w:anchor="__RefHeading___Toc24497_3199679052">
+          <w:hyperlink w:anchor="__RefHeading___Toc10447_3066934455">
             <w:r>
               <w:rPr>
                 <w:webHidden/>
@@ -853,7 +853,7 @@
             </w:tabs>
             <w:rPr/>
           </w:pPr>
-          <w:hyperlink w:anchor="__RefHeading___Toc24499_3199679052">
+          <w:hyperlink w:anchor="__RefHeading___Toc10449_3066934455">
             <w:r>
               <w:rPr>
                 <w:webHidden/>
@@ -875,7 +875,7 @@
             </w:tabs>
             <w:rPr/>
           </w:pPr>
-          <w:hyperlink w:anchor="__RefHeading___Toc24501_3199679052">
+          <w:hyperlink w:anchor="__RefHeading___Toc10451_3066934455">
             <w:r>
               <w:rPr>
                 <w:webHidden/>
@@ -897,7 +897,7 @@
             </w:tabs>
             <w:rPr/>
           </w:pPr>
-          <w:hyperlink w:anchor="__RefHeading___Toc24503_3199679052">
+          <w:hyperlink w:anchor="__RefHeading___Toc10453_3066934455">
             <w:r>
               <w:rPr>
                 <w:webHidden/>
@@ -919,7 +919,7 @@
             </w:tabs>
             <w:rPr/>
           </w:pPr>
-          <w:hyperlink w:anchor="__RefHeading___Toc24505_3199679052">
+          <w:hyperlink w:anchor="__RefHeading___Toc10455_3066934455">
             <w:r>
               <w:rPr>
                 <w:webHidden/>
@@ -941,7 +941,7 @@
             </w:tabs>
             <w:rPr/>
           </w:pPr>
-          <w:hyperlink w:anchor="__RefHeading___Toc24507_3199679052">
+          <w:hyperlink w:anchor="__RefHeading___Toc10457_3066934455">
             <w:r>
               <w:rPr>
                 <w:webHidden/>
@@ -963,7 +963,7 @@
             </w:tabs>
             <w:rPr/>
           </w:pPr>
-          <w:hyperlink w:anchor="__RefHeading___Toc24509_3199679052">
+          <w:hyperlink w:anchor="__RefHeading___Toc10459_3066934455">
             <w:r>
               <w:rPr>
                 <w:webHidden/>
@@ -985,7 +985,7 @@
             </w:tabs>
             <w:rPr/>
           </w:pPr>
-          <w:hyperlink w:anchor="__RefHeading___Toc24511_3199679052">
+          <w:hyperlink w:anchor="__RefHeading___Toc10461_3066934455">
             <w:r>
               <w:rPr>
                 <w:webHidden/>
@@ -1007,7 +1007,7 @@
             </w:tabs>
             <w:rPr/>
           </w:pPr>
-          <w:hyperlink w:anchor="__RefHeading___Toc24513_3199679052">
+          <w:hyperlink w:anchor="__RefHeading___Toc10463_3066934455">
             <w:r>
               <w:rPr>
                 <w:webHidden/>
@@ -1029,7 +1029,7 @@
             </w:tabs>
             <w:rPr/>
           </w:pPr>
-          <w:hyperlink w:anchor="__RefHeading___Toc24515_3199679052">
+          <w:hyperlink w:anchor="__RefHeading___Toc10465_3066934455">
             <w:r>
               <w:rPr>
                 <w:webHidden/>
@@ -1051,7 +1051,7 @@
             </w:tabs>
             <w:rPr/>
           </w:pPr>
-          <w:hyperlink w:anchor="__RefHeading___Toc24517_3199679052">
+          <w:hyperlink w:anchor="__RefHeading___Toc10467_3066934455">
             <w:r>
               <w:rPr>
                 <w:webHidden/>
@@ -1073,7 +1073,7 @@
             </w:tabs>
             <w:rPr/>
           </w:pPr>
-          <w:hyperlink w:anchor="__RefHeading___Toc24519_3199679052">
+          <w:hyperlink w:anchor="__RefHeading___Toc10469_3066934455">
             <w:r>
               <w:rPr>
                 <w:webHidden/>
@@ -1095,7 +1095,7 @@
             </w:tabs>
             <w:rPr/>
           </w:pPr>
-          <w:hyperlink w:anchor="__RefHeading___Toc24521_3199679052">
+          <w:hyperlink w:anchor="__RefHeading___Toc10471_3066934455">
             <w:r>
               <w:rPr>
                 <w:webHidden/>
@@ -1117,7 +1117,7 @@
             </w:tabs>
             <w:rPr/>
           </w:pPr>
-          <w:hyperlink w:anchor="__RefHeading___Toc24523_3199679052">
+          <w:hyperlink w:anchor="__RefHeading___Toc10473_3066934455">
             <w:r>
               <w:rPr>
                 <w:webHidden/>
@@ -1139,7 +1139,7 @@
             </w:tabs>
             <w:rPr/>
           </w:pPr>
-          <w:hyperlink w:anchor="__RefHeading___Toc24525_3199679052">
+          <w:hyperlink w:anchor="__RefHeading___Toc10475_3066934455">
             <w:r>
               <w:rPr>
                 <w:webHidden/>
@@ -1161,7 +1161,7 @@
             </w:tabs>
             <w:rPr/>
           </w:pPr>
-          <w:hyperlink w:anchor="__RefHeading___Toc24527_3199679052">
+          <w:hyperlink w:anchor="__RefHeading___Toc10477_3066934455">
             <w:r>
               <w:rPr>
                 <w:webHidden/>
@@ -1209,7 +1209,7 @@
       <w:r>
         <w:br w:type="page"/>
       </w:r>
-      <w:bookmarkStart w:id="0" w:name="__RefHeading___Toc24495_3199679052"/>
+      <w:bookmarkStart w:id="0" w:name="__RefHeading___Toc10445_3066934455"/>
       <w:bookmarkStart w:id="1" w:name="_Toc48319687"/>
       <w:bookmarkStart w:id="2" w:name="_Toc11824118"/>
       <w:bookmarkEnd w:id="0"/>
@@ -1854,7 +1854,7 @@
           <w:spacing w:val="0"/>
         </w:rPr>
       </w:pPr>
-      <w:bookmarkStart w:id="4" w:name="__RefHeading___Toc24497_3199679052"/>
+      <w:bookmarkStart w:id="4" w:name="__RefHeading___Toc10447_3066934455"/>
       <w:bookmarkStart w:id="5" w:name="_Toc233203388"/>
       <w:bookmarkEnd w:id="4"/>
       <w:r>
@@ -2348,7 +2348,7 @@
                 <w:szCs w:val="24"/>
                 <w:lang w:val="en-US" w:eastAsia="ja-JP" w:bidi="ar-SA"/>
               </w:rPr>
-              <w:t>LOB</w:t>
+              <w:t>Dev</w:t>
             </w:r>
           </w:p>
         </w:tc>
@@ -2385,7 +2385,7 @@
                 <w:szCs w:val="24"/>
                 <w:lang w:val="en-US" w:eastAsia="ja-JP" w:bidi="ar-SA"/>
               </w:rPr>
-              <w:t>Line of business</w:t>
+              <w:t>Development environment</w:t>
             </w:r>
           </w:p>
         </w:tc>
@@ -2427,7 +2427,7 @@
                 <w:szCs w:val="24"/>
                 <w:lang w:val="en-US" w:eastAsia="ja-JP" w:bidi="ar-SA"/>
               </w:rPr>
-              <w:t>MSA</w:t>
+              <w:t>LOB</w:t>
             </w:r>
           </w:p>
         </w:tc>
@@ -2464,7 +2464,7 @@
                 <w:szCs w:val="24"/>
                 <w:lang w:val="en-US" w:eastAsia="ja-JP" w:bidi="ar-SA"/>
               </w:rPr>
-              <w:t>Master Services Agreement</w:t>
+              <w:t>Line of business</w:t>
             </w:r>
           </w:p>
         </w:tc>
@@ -2506,7 +2506,7 @@
                 <w:szCs w:val="24"/>
                 <w:lang w:val="en-US" w:eastAsia="ja-JP" w:bidi="ar-SA"/>
               </w:rPr>
-              <w:t>OOTB</w:t>
+              <w:t>MSA</w:t>
             </w:r>
           </w:p>
         </w:tc>
@@ -2543,7 +2543,7 @@
                 <w:szCs w:val="24"/>
                 <w:lang w:val="en-US" w:eastAsia="ja-JP" w:bidi="ar-SA"/>
               </w:rPr>
-              <w:t>Out of the box</w:t>
+              <w:t>Master Services Agreement</w:t>
             </w:r>
           </w:p>
         </w:tc>
@@ -2585,7 +2585,7 @@
                 <w:szCs w:val="24"/>
                 <w:lang w:val="en-US" w:eastAsia="ja-JP" w:bidi="ar-SA"/>
               </w:rPr>
-              <w:t>PHP</w:t>
+              <w:t>OOTB</w:t>
             </w:r>
           </w:p>
         </w:tc>
@@ -2622,7 +2622,7 @@
                 <w:szCs w:val="24"/>
                 <w:lang w:val="en-US" w:eastAsia="ja-JP" w:bidi="ar-SA"/>
               </w:rPr>
-              <w:t>Philippine peso</w:t>
+              <w:t>Out of the box</w:t>
             </w:r>
           </w:p>
         </w:tc>
@@ -2664,7 +2664,7 @@
                 <w:szCs w:val="24"/>
                 <w:lang w:val="en-US" w:eastAsia="ja-JP" w:bidi="ar-SA"/>
               </w:rPr>
-              <w:t>SH</w:t>
+              <w:t>PHP</w:t>
             </w:r>
           </w:p>
         </w:tc>
@@ -2701,7 +2701,7 @@
                 <w:szCs w:val="24"/>
                 <w:lang w:val="en-US" w:eastAsia="ja-JP" w:bidi="ar-SA"/>
               </w:rPr>
-              <w:t>Sales head</w:t>
+              <w:t>Philippine peso</w:t>
             </w:r>
           </w:p>
         </w:tc>
@@ -2743,7 +2743,7 @@
                 <w:szCs w:val="24"/>
                 <w:lang w:val="en-US" w:eastAsia="ja-JP" w:bidi="ar-SA"/>
               </w:rPr>
-              <w:t>SLA</w:t>
+              <w:t>Pre-Prod</w:t>
             </w:r>
           </w:p>
         </w:tc>
@@ -2780,7 +2780,7 @@
                 <w:szCs w:val="24"/>
                 <w:lang w:val="en-US" w:eastAsia="ja-JP" w:bidi="ar-SA"/>
               </w:rPr>
-              <w:t>Service level agreement</w:t>
+              <w:t>Pre-production environment</w:t>
             </w:r>
           </w:p>
         </w:tc>
@@ -2822,7 +2822,7 @@
                 <w:szCs w:val="24"/>
                 <w:lang w:val="en-US" w:eastAsia="ja-JP" w:bidi="ar-SA"/>
               </w:rPr>
-              <w:t>SOW</w:t>
+              <w:t>SH</w:t>
             </w:r>
           </w:p>
         </w:tc>
@@ -2859,7 +2859,323 @@
                 <w:szCs w:val="24"/>
                 <w:lang w:val="en-US" w:eastAsia="ja-JP" w:bidi="ar-SA"/>
               </w:rPr>
+              <w:t>Sales head</w:t>
+            </w:r>
+          </w:p>
+        </w:tc>
+      </w:tr>
+      <w:tr>
+        <w:trPr>
+          <w:trHeight w:val="449" w:hRule="atLeast"/>
+        </w:trPr>
+        <w:tc>
+          <w:tcPr>
+            <w:tcW w:w="2514" w:type="dxa"/>
+            <w:tcBorders>
+              <w:top w:val="single" w:sz="4" w:space="0" w:color="808080"/>
+              <w:left w:val="single" w:sz="4" w:space="0" w:color="808080"/>
+              <w:bottom w:val="single" w:sz="4" w:space="0" w:color="808080"/>
+              <w:right w:val="single" w:sz="4" w:space="0" w:color="808080"/>
+            </w:tcBorders>
+            <w:vAlign w:val="center"/>
+          </w:tcPr>
+          <w:p>
+            <w:pPr>
+              <w:pStyle w:val="Normal"/>
+              <w:widowControl/>
+              <w:spacing w:lineRule="auto" w:line="240" w:before="60" w:after="0"/>
+              <w:jc w:val="left"/>
+              <w:rPr>
+                <w:rFonts w:ascii="Segoe UI" w:hAnsi="Segoe UI" w:eastAsia="Arial" w:cs="Segoe UI"/>
+                <w:color w:val="101820"/>
+                <w:sz w:val="16"/>
+                <w:szCs w:val="16"/>
+              </w:rPr>
+            </w:pPr>
+            <w:r>
+              <w:rPr>
+                <w:rFonts w:eastAsia="Segoe UI" w:cs="Segoe UI" w:ascii="Segoe UI" w:hAnsi="Segoe UI"/>
+                <w:color w:val="101820"/>
+                <w:kern w:val="0"/>
+                <w:sz w:val="16"/>
+                <w:szCs w:val="24"/>
+                <w:lang w:val="en-US" w:eastAsia="ja-JP" w:bidi="ar-SA"/>
+              </w:rPr>
+              <w:t>SIT</w:t>
+            </w:r>
+          </w:p>
+        </w:tc>
+        <w:tc>
+          <w:tcPr>
+            <w:tcW w:w="3712" w:type="dxa"/>
+            <w:tcBorders>
+              <w:top w:val="single" w:sz="4" w:space="0" w:color="808080"/>
+              <w:left w:val="single" w:sz="4" w:space="0" w:color="808080"/>
+              <w:bottom w:val="single" w:sz="4" w:space="0" w:color="808080"/>
+              <w:right w:val="single" w:sz="4" w:space="0" w:color="808080"/>
+            </w:tcBorders>
+            <w:vAlign w:val="center"/>
+          </w:tcPr>
+          <w:p>
+            <w:pPr>
+              <w:pStyle w:val="Normal"/>
+              <w:widowControl/>
+              <w:spacing w:lineRule="auto" w:line="240" w:before="60" w:after="0"/>
+              <w:jc w:val="left"/>
+              <w:rPr>
+                <w:rFonts w:ascii="Segoe UI" w:hAnsi="Segoe UI" w:eastAsia="Arial" w:cs="Segoe UI"/>
+                <w:color w:val="101820"/>
+                <w:sz w:val="16"/>
+                <w:szCs w:val="16"/>
+              </w:rPr>
+            </w:pPr>
+            <w:r>
+              <w:rPr>
+                <w:rFonts w:eastAsia="Segoe UI" w:cs="Segoe UI" w:ascii="Segoe UI" w:hAnsi="Segoe UI"/>
+                <w:color w:val="101820"/>
+                <w:kern w:val="0"/>
+                <w:sz w:val="16"/>
+                <w:szCs w:val="24"/>
+                <w:lang w:val="en-US" w:eastAsia="ja-JP" w:bidi="ar-SA"/>
+              </w:rPr>
+              <w:t>System integration test</w:t>
+            </w:r>
+          </w:p>
+        </w:tc>
+      </w:tr>
+      <w:tr>
+        <w:trPr>
+          <w:trHeight w:val="449" w:hRule="atLeast"/>
+        </w:trPr>
+        <w:tc>
+          <w:tcPr>
+            <w:tcW w:w="2514" w:type="dxa"/>
+            <w:tcBorders>
+              <w:top w:val="single" w:sz="4" w:space="0" w:color="808080"/>
+              <w:left w:val="single" w:sz="4" w:space="0" w:color="808080"/>
+              <w:bottom w:val="single" w:sz="4" w:space="0" w:color="808080"/>
+              <w:right w:val="single" w:sz="4" w:space="0" w:color="808080"/>
+            </w:tcBorders>
+            <w:vAlign w:val="center"/>
+          </w:tcPr>
+          <w:p>
+            <w:pPr>
+              <w:pStyle w:val="Normal"/>
+              <w:widowControl/>
+              <w:spacing w:lineRule="auto" w:line="240" w:before="60" w:after="0"/>
+              <w:jc w:val="left"/>
+              <w:rPr>
+                <w:rFonts w:ascii="Segoe UI" w:hAnsi="Segoe UI" w:eastAsia="Arial" w:cs="Segoe UI"/>
+                <w:color w:val="101820"/>
+                <w:sz w:val="16"/>
+                <w:szCs w:val="16"/>
+              </w:rPr>
+            </w:pPr>
+            <w:r>
+              <w:rPr>
+                <w:rFonts w:eastAsia="Segoe UI" w:cs="Segoe UI" w:ascii="Segoe UI" w:hAnsi="Segoe UI"/>
+                <w:color w:val="101820"/>
+                <w:kern w:val="0"/>
+                <w:sz w:val="16"/>
+                <w:szCs w:val="24"/>
+                <w:lang w:val="en-US" w:eastAsia="ja-JP" w:bidi="ar-SA"/>
+              </w:rPr>
+              <w:t>SLA</w:t>
+            </w:r>
+          </w:p>
+        </w:tc>
+        <w:tc>
+          <w:tcPr>
+            <w:tcW w:w="3712" w:type="dxa"/>
+            <w:tcBorders>
+              <w:top w:val="single" w:sz="4" w:space="0" w:color="808080"/>
+              <w:left w:val="single" w:sz="4" w:space="0" w:color="808080"/>
+              <w:bottom w:val="single" w:sz="4" w:space="0" w:color="808080"/>
+              <w:right w:val="single" w:sz="4" w:space="0" w:color="808080"/>
+            </w:tcBorders>
+            <w:vAlign w:val="center"/>
+          </w:tcPr>
+          <w:p>
+            <w:pPr>
+              <w:pStyle w:val="Normal"/>
+              <w:widowControl/>
+              <w:spacing w:lineRule="auto" w:line="240" w:before="60" w:after="0"/>
+              <w:jc w:val="left"/>
+              <w:rPr>
+                <w:rFonts w:ascii="Segoe UI" w:hAnsi="Segoe UI" w:eastAsia="Arial" w:cs="Segoe UI"/>
+                <w:color w:val="101820"/>
+                <w:sz w:val="16"/>
+                <w:szCs w:val="16"/>
+              </w:rPr>
+            </w:pPr>
+            <w:r>
+              <w:rPr>
+                <w:rFonts w:eastAsia="Segoe UI" w:cs="Segoe UI" w:ascii="Segoe UI" w:hAnsi="Segoe UI"/>
+                <w:color w:val="101820"/>
+                <w:kern w:val="0"/>
+                <w:sz w:val="16"/>
+                <w:szCs w:val="24"/>
+                <w:lang w:val="en-US" w:eastAsia="ja-JP" w:bidi="ar-SA"/>
+              </w:rPr>
+              <w:t>Service level agreement</w:t>
+            </w:r>
+          </w:p>
+        </w:tc>
+      </w:tr>
+      <w:tr>
+        <w:trPr>
+          <w:trHeight w:val="449" w:hRule="atLeast"/>
+        </w:trPr>
+        <w:tc>
+          <w:tcPr>
+            <w:tcW w:w="2514" w:type="dxa"/>
+            <w:tcBorders>
+              <w:top w:val="single" w:sz="4" w:space="0" w:color="808080"/>
+              <w:left w:val="single" w:sz="4" w:space="0" w:color="808080"/>
+              <w:bottom w:val="single" w:sz="4" w:space="0" w:color="808080"/>
+              <w:right w:val="single" w:sz="4" w:space="0" w:color="808080"/>
+            </w:tcBorders>
+            <w:vAlign w:val="center"/>
+          </w:tcPr>
+          <w:p>
+            <w:pPr>
+              <w:pStyle w:val="Normal"/>
+              <w:widowControl/>
+              <w:spacing w:lineRule="auto" w:line="240" w:before="60" w:after="0"/>
+              <w:jc w:val="left"/>
+              <w:rPr>
+                <w:rFonts w:ascii="Segoe UI" w:hAnsi="Segoe UI" w:eastAsia="Arial" w:cs="Segoe UI"/>
+                <w:color w:val="101820"/>
+                <w:sz w:val="16"/>
+                <w:szCs w:val="16"/>
+              </w:rPr>
+            </w:pPr>
+            <w:r>
+              <w:rPr>
+                <w:rFonts w:eastAsia="Segoe UI" w:cs="Segoe UI" w:ascii="Segoe UI" w:hAnsi="Segoe UI"/>
+                <w:color w:val="101820"/>
+                <w:kern w:val="0"/>
+                <w:sz w:val="16"/>
+                <w:szCs w:val="24"/>
+                <w:lang w:val="en-US" w:eastAsia="ja-JP" w:bidi="ar-SA"/>
+              </w:rPr>
+              <w:t>SOW</w:t>
+            </w:r>
+          </w:p>
+        </w:tc>
+        <w:tc>
+          <w:tcPr>
+            <w:tcW w:w="3712" w:type="dxa"/>
+            <w:tcBorders>
+              <w:top w:val="single" w:sz="4" w:space="0" w:color="808080"/>
+              <w:left w:val="single" w:sz="4" w:space="0" w:color="808080"/>
+              <w:bottom w:val="single" w:sz="4" w:space="0" w:color="808080"/>
+              <w:right w:val="single" w:sz="4" w:space="0" w:color="808080"/>
+            </w:tcBorders>
+            <w:vAlign w:val="center"/>
+          </w:tcPr>
+          <w:p>
+            <w:pPr>
+              <w:pStyle w:val="Normal"/>
+              <w:widowControl/>
+              <w:spacing w:lineRule="auto" w:line="240" w:before="60" w:after="0"/>
+              <w:jc w:val="left"/>
+              <w:rPr>
+                <w:rFonts w:ascii="Segoe UI" w:hAnsi="Segoe UI" w:eastAsia="Arial" w:cs="Segoe UI"/>
+                <w:color w:val="101820"/>
+                <w:sz w:val="16"/>
+                <w:szCs w:val="16"/>
+              </w:rPr>
+            </w:pPr>
+            <w:r>
+              <w:rPr>
+                <w:rFonts w:eastAsia="Segoe UI" w:cs="Segoe UI" w:ascii="Segoe UI" w:hAnsi="Segoe UI"/>
+                <w:color w:val="101820"/>
+                <w:kern w:val="0"/>
+                <w:sz w:val="16"/>
+                <w:szCs w:val="24"/>
+                <w:lang w:val="en-US" w:eastAsia="ja-JP" w:bidi="ar-SA"/>
+              </w:rPr>
               <w:t>Statement of work</w:t>
+            </w:r>
+          </w:p>
+        </w:tc>
+      </w:tr>
+      <w:tr>
+        <w:trPr>
+          <w:trHeight w:val="449" w:hRule="atLeast"/>
+        </w:trPr>
+        <w:tc>
+          <w:tcPr>
+            <w:tcW w:w="2514" w:type="dxa"/>
+            <w:tcBorders>
+              <w:top w:val="single" w:sz="4" w:space="0" w:color="808080"/>
+              <w:left w:val="single" w:sz="4" w:space="0" w:color="808080"/>
+              <w:bottom w:val="single" w:sz="4" w:space="0" w:color="808080"/>
+              <w:right w:val="single" w:sz="4" w:space="0" w:color="808080"/>
+            </w:tcBorders>
+            <w:vAlign w:val="center"/>
+          </w:tcPr>
+          <w:p>
+            <w:pPr>
+              <w:pStyle w:val="Normal"/>
+              <w:widowControl/>
+              <w:spacing w:lineRule="auto" w:line="240" w:before="60" w:after="0"/>
+              <w:jc w:val="left"/>
+              <w:rPr>
+                <w:rFonts w:ascii="Segoe UI" w:hAnsi="Segoe UI" w:eastAsia="Arial" w:cs="Segoe UI"/>
+                <w:color w:val="101820"/>
+                <w:sz w:val="16"/>
+                <w:szCs w:val="16"/>
+              </w:rPr>
+            </w:pPr>
+            <w:r>
+              <w:rPr>
+                <w:rFonts w:eastAsia="Segoe UI" w:cs="Segoe UI" w:ascii="Segoe UI" w:hAnsi="Segoe UI"/>
+                <w:color w:val="101820"/>
+                <w:kern w:val="0"/>
+                <w:sz w:val="16"/>
+                <w:szCs w:val="24"/>
+                <w:lang w:val="en-US" w:eastAsia="ja-JP" w:bidi="ar-SA"/>
+              </w:rPr>
+              <w:t>UAT</w:t>
+            </w:r>
+          </w:p>
+        </w:tc>
+        <w:tc>
+          <w:tcPr>
+            <w:tcW w:w="3712" w:type="dxa"/>
+            <w:tcBorders>
+              <w:top w:val="single" w:sz="4" w:space="0" w:color="808080"/>
+              <w:left w:val="single" w:sz="4" w:space="0" w:color="808080"/>
+              <w:bottom w:val="single" w:sz="4" w:space="0" w:color="808080"/>
+              <w:right w:val="single" w:sz="4" w:space="0" w:color="808080"/>
+            </w:tcBorders>
+            <w:vAlign w:val="center"/>
+          </w:tcPr>
+          <w:p>
+            <w:pPr>
+              <w:pStyle w:val="Normal"/>
+              <w:widowControl/>
+              <w:spacing w:lineRule="auto" w:line="240" w:before="60" w:after="0"/>
+              <w:jc w:val="left"/>
+              <w:rPr>
+                <w:rFonts w:ascii="Segoe UI" w:hAnsi="Segoe UI" w:eastAsia="Arial" w:cs="Segoe UI"/>
+                <w:color w:val="101820"/>
+                <w:sz w:val="16"/>
+                <w:szCs w:val="16"/>
+              </w:rPr>
+            </w:pPr>
+            <w:r>
+              <w:rPr>
+                <w:rFonts w:eastAsia="Segoe UI" w:cs="Segoe UI" w:ascii="Segoe UI" w:hAnsi="Segoe UI"/>
+                <w:color w:val="101820"/>
+                <w:kern w:val="0"/>
+                <w:sz w:val="16"/>
+                <w:szCs w:val="24"/>
+                <w:lang w:val="en-US" w:eastAsia="ja-JP" w:bidi="ar-SA"/>
+              </w:rPr>
+              <w:t>User acceptance test</w:t>
             </w:r>
           </w:p>
         </w:tc>
@@ -3159,7 +3475,7 @@
         <w:pageBreakBefore w:val="false"/>
         <w:rPr/>
       </w:pPr>
-      <w:bookmarkStart w:id="6" w:name="__RefHeading___Toc24499_3199679052"/>
+      <w:bookmarkStart w:id="6" w:name="__RefHeading___Toc10449_3066934455"/>
       <w:bookmarkEnd w:id="6"/>
       <w:r>
         <w:rPr>
@@ -3258,7 +3574,7 @@
         <w:pStyle w:val="Heading1"/>
         <w:rPr/>
       </w:pPr>
-      <w:bookmarkStart w:id="7" w:name="__RefHeading___Toc24501_3199679052"/>
+      <w:bookmarkStart w:id="7" w:name="__RefHeading___Toc10451_3066934455"/>
       <w:bookmarkEnd w:id="7"/>
       <w:r>
         <w:rPr>
@@ -3392,7 +3708,7 @@
         <w:pStyle w:val="Heading1"/>
         <w:rPr/>
       </w:pPr>
-      <w:bookmarkStart w:id="8" w:name="__RefHeading___Toc24503_3199679052"/>
+      <w:bookmarkStart w:id="8" w:name="__RefHeading___Toc10453_3066934455"/>
       <w:bookmarkEnd w:id="8"/>
       <w:r>
         <w:rPr>
@@ -3409,7 +3725,7 @@
         <w:pStyle w:val="Heading2"/>
         <w:rPr/>
       </w:pPr>
-      <w:bookmarkStart w:id="9" w:name="__RefHeading___Toc24505_3199679052"/>
+      <w:bookmarkStart w:id="9" w:name="__RefHeading___Toc10455_3066934455"/>
       <w:bookmarkEnd w:id="9"/>
       <w:r>
         <w:rPr>
@@ -5043,7 +5359,7 @@
           <w:color w:val="101820"/>
           <w:sz w:val="21"/>
         </w:rPr>
-        <w:t>Hosting carries a 20% margin over the estimated cloud cost. At 10% off, about 8% remains for exchange rate movement and operations. Never discount hosting to win the software deal.</w:t>
+        <w:t>Hosting carries a 20% margin over the estimated cloud cost of each environment. At 10% off, about 8% remains for exchange rate movement and operations. Never discount hosting to win the software deal, and never drop an environment of the set (Dev, UAT, SIT for large brokers) or the Pre-Prod months to lower the price: the environment set by broker size is a product owner decision, not a lever.</w:t>
       </w:r>
     </w:p>
     <w:p>
@@ -5051,7 +5367,7 @@
         <w:pStyle w:val="Heading2"/>
         <w:rPr/>
       </w:pPr>
-      <w:bookmarkStart w:id="10" w:name="__RefHeading___Toc24507_3199679052"/>
+      <w:bookmarkStart w:id="10" w:name="__RefHeading___Toc10457_3066934455"/>
       <w:bookmarkEnd w:id="10"/>
       <w:r>
         <w:rPr>
@@ -5147,7 +5463,7 @@
         <w:pStyle w:val="Heading1"/>
         <w:rPr/>
       </w:pPr>
-      <w:bookmarkStart w:id="11" w:name="__RefHeading___Toc24509_3199679052"/>
+      <w:bookmarkStart w:id="11" w:name="__RefHeading___Toc10459_3066934455"/>
       <w:bookmarkEnd w:id="11"/>
       <w:r>
         <w:rPr>
@@ -5164,7 +5480,7 @@
         <w:pStyle w:val="Heading2"/>
         <w:rPr/>
       </w:pPr>
-      <w:bookmarkStart w:id="12" w:name="__RefHeading___Toc24511_3199679052"/>
+      <w:bookmarkStart w:id="12" w:name="__RefHeading___Toc10461_3066934455"/>
       <w:bookmarkEnd w:id="12"/>
       <w:r>
         <w:rPr>
@@ -5581,7 +5897,7 @@
                 <w:szCs w:val="24"/>
                 <w:lang w:val="en-US" w:eastAsia="ja-JP" w:bidi="ar-SA"/>
               </w:rPr>
-              <w:t>30,000 / 27,000</w:t>
+              <w:t>43,000 / 38,700</w:t>
             </w:r>
           </w:p>
         </w:tc>
@@ -5769,7 +6085,7 @@
                 <w:szCs w:val="24"/>
                 <w:lang w:val="en-US" w:eastAsia="ja-JP" w:bidi="ar-SA"/>
               </w:rPr>
-              <w:t>62,000 / 55,800</w:t>
+              <w:t>69,000 / 62,100</w:t>
             </w:r>
           </w:p>
         </w:tc>
@@ -5957,7 +6273,7 @@
                 <w:szCs w:val="24"/>
                 <w:lang w:val="en-US" w:eastAsia="ja-JP" w:bidi="ar-SA"/>
               </w:rPr>
-              <w:t>112,000 / 100,800</w:t>
+              <w:t>143,000 / 128,700</w:t>
             </w:r>
           </w:p>
         </w:tc>
@@ -6145,7 +6461,7 @@
                 <w:szCs w:val="24"/>
                 <w:lang w:val="en-US" w:eastAsia="ja-JP" w:bidi="ar-SA"/>
               </w:rPr>
-              <w:t>244,000 / 219,600</w:t>
+              <w:t>256,000 / 230,400</w:t>
             </w:r>
           </w:p>
         </w:tc>
@@ -6173,7 +6489,7 @@
           <w:color w:val="101820"/>
           <w:sz w:val="21"/>
         </w:rPr>
-        <w:t>The graduated slabs still apply at the floor: each slab rate is reduced by the floor discount.</w:t>
+        <w:t>The graduated slabs still apply at the floor: each slab rate is reduced by the floor discount. AWS hosting is the standing environment set of the size: Dev, UAT and Production for Small and Medium; Dev, SIT, UAT and Production with high availability for Large and Enterprise. The temporary Pre-Prod (AWS list PHP 21,000, 47,000, 86,000 and 169,000 per month of use by size) follows the same hosting floor.</w:t>
       </w:r>
     </w:p>
     <w:p>
@@ -6181,7 +6497,7 @@
         <w:pStyle w:val="Heading2"/>
         <w:rPr/>
       </w:pPr>
-      <w:bookmarkStart w:id="13" w:name="__RefHeading___Toc24513_3199679052"/>
+      <w:bookmarkStart w:id="13" w:name="__RefHeading___Toc10463_3066934455"/>
       <w:bookmarkEnd w:id="13"/>
       <w:r>
         <w:rPr>
@@ -6205,7 +6521,7 @@
           <w:color w:val="101820"/>
           <w:sz w:val="21"/>
         </w:rPr>
-        <w:t>Year 1 and 5-year totals, reference users and lines of business, all components at the floor.</w:t>
+        <w:t>Year 1 and 5-year totals, reference users and lines of business, all components at the floor. Hosted packages include 2 months of Pre-Prod in Year 1 and 1 month a year after.</w:t>
       </w:r>
     </w:p>
     <w:tbl>
@@ -6690,7 +7006,7 @@
                 <w:szCs w:val="24"/>
                 <w:lang w:val="en-US" w:eastAsia="ja-JP" w:bidi="ar-SA"/>
               </w:rPr>
-              <w:t>2,066,000</w:t>
+              <w:t>2,264,000</w:t>
             </w:r>
           </w:p>
         </w:tc>
@@ -6727,7 +7043,7 @@
                 <w:szCs w:val="24"/>
                 <w:lang w:val="en-US" w:eastAsia="ja-JP" w:bidi="ar-SA"/>
               </w:rPr>
-              <w:t>1,774,100</w:t>
+              <w:t>1,952,300</w:t>
             </w:r>
           </w:p>
         </w:tc>
@@ -6764,7 +7080,7 @@
                 <w:szCs w:val="24"/>
                 <w:lang w:val="en-US" w:eastAsia="ja-JP" w:bidi="ar-SA"/>
               </w:rPr>
-              <w:t>6,112,764</w:t>
+              <w:t>7,018,764</w:t>
             </w:r>
           </w:p>
         </w:tc>
@@ -6801,7 +7117,7 @@
                 <w:szCs w:val="24"/>
                 <w:lang w:val="en-US" w:eastAsia="ja-JP" w:bidi="ar-SA"/>
               </w:rPr>
-              <w:t>5,285,849</w:t>
+              <w:t>6,101,249</w:t>
             </w:r>
           </w:p>
         </w:tc>
@@ -6878,7 +7194,7 @@
                 <w:szCs w:val="24"/>
                 <w:lang w:val="en-US" w:eastAsia="ja-JP" w:bidi="ar-SA"/>
               </w:rPr>
-              <w:t>2,840,000</w:t>
+              <w:t>3,038,000</w:t>
             </w:r>
           </w:p>
         </w:tc>
@@ -6915,7 +7231,7 @@
                 <w:szCs w:val="24"/>
                 <w:lang w:val="en-US" w:eastAsia="ja-JP" w:bidi="ar-SA"/>
               </w:rPr>
-              <w:t>2,432,000</w:t>
+              <w:t>2,610,200</w:t>
             </w:r>
           </w:p>
         </w:tc>
@@ -6952,7 +7268,7 @@
                 <w:szCs w:val="24"/>
                 <w:lang w:val="en-US" w:eastAsia="ja-JP" w:bidi="ar-SA"/>
               </w:rPr>
-              <w:t>5,560,107</w:t>
+              <w:t>6,466,107</w:t>
             </w:r>
           </w:p>
         </w:tc>
@@ -6989,7 +7305,7 @@
                 <w:szCs w:val="24"/>
                 <w:lang w:val="en-US" w:eastAsia="ja-JP" w:bidi="ar-SA"/>
               </w:rPr>
-              <w:t>4,816,091</w:t>
+              <w:t>5,631,491</w:t>
             </w:r>
           </w:p>
         </w:tc>
@@ -7066,7 +7382,7 @@
                 <w:szCs w:val="24"/>
                 <w:lang w:val="en-US" w:eastAsia="ja-JP" w:bidi="ar-SA"/>
               </w:rPr>
-              <w:t>3,356,000</w:t>
+              <w:t>3,564,000</w:t>
             </w:r>
           </w:p>
         </w:tc>
@@ -7103,7 +7419,7 @@
                 <w:szCs w:val="24"/>
                 <w:lang w:val="en-US" w:eastAsia="ja-JP" w:bidi="ar-SA"/>
               </w:rPr>
-              <w:t>2,869,400</w:t>
+              <w:t>3,056,600</w:t>
             </w:r>
           </w:p>
         </w:tc>
@@ -7140,7 +7456,7 @@
                 <w:szCs w:val="24"/>
                 <w:lang w:val="en-US" w:eastAsia="ja-JP" w:bidi="ar-SA"/>
               </w:rPr>
-              <w:t>7,066,259</w:t>
+              <w:t>8,026,259</w:t>
             </w:r>
           </w:p>
         </w:tc>
@@ -7177,7 +7493,7 @@
                 <w:szCs w:val="24"/>
                 <w:lang w:val="en-US" w:eastAsia="ja-JP" w:bidi="ar-SA"/>
               </w:rPr>
-              <w:t>6,090,320</w:t>
+              <w:t>6,954,320</w:t>
             </w:r>
           </w:p>
         </w:tc>
@@ -7442,7 +7758,7 @@
                 <w:szCs w:val="24"/>
                 <w:lang w:val="en-US" w:eastAsia="ja-JP" w:bidi="ar-SA"/>
               </w:rPr>
-              <w:t>4,970,000</w:t>
+              <w:t>5,148,000</w:t>
             </w:r>
           </w:p>
         </w:tc>
@@ -7479,7 +7795,7 @@
                 <w:szCs w:val="24"/>
                 <w:lang w:val="en-US" w:eastAsia="ja-JP" w:bidi="ar-SA"/>
               </w:rPr>
-              <w:t>4,261,700</w:t>
+              <w:t>4,421,900</w:t>
             </w:r>
           </w:p>
         </w:tc>
@@ -7516,7 +7832,7 @@
                 <w:szCs w:val="24"/>
                 <w:lang w:val="en-US" w:eastAsia="ja-JP" w:bidi="ar-SA"/>
               </w:rPr>
-              <w:t>17,612,748</w:t>
+              <w:t>18,314,748</w:t>
             </w:r>
           </w:p>
         </w:tc>
@@ -7553,7 +7869,7 @@
                 <w:szCs w:val="24"/>
                 <w:lang w:val="en-US" w:eastAsia="ja-JP" w:bidi="ar-SA"/>
               </w:rPr>
-              <w:t>15,156,836</w:t>
+              <w:t>15,788,636</w:t>
             </w:r>
           </w:p>
         </w:tc>
@@ -7630,7 +7946,7 @@
                 <w:szCs w:val="24"/>
                 <w:lang w:val="en-US" w:eastAsia="ja-JP" w:bidi="ar-SA"/>
               </w:rPr>
-              <w:t>7,814,000</w:t>
+              <w:t>7,992,000</w:t>
             </w:r>
           </w:p>
         </w:tc>
@@ -7667,7 +7983,7 @@
                 <w:szCs w:val="24"/>
                 <w:lang w:val="en-US" w:eastAsia="ja-JP" w:bidi="ar-SA"/>
               </w:rPr>
-              <w:t>6,679,100</w:t>
+              <w:t>6,839,300</w:t>
             </w:r>
           </w:p>
         </w:tc>
@@ -7704,7 +8020,7 @@
                 <w:szCs w:val="24"/>
                 <w:lang w:val="en-US" w:eastAsia="ja-JP" w:bidi="ar-SA"/>
               </w:rPr>
-              <w:t>15,512,173</w:t>
+              <w:t>16,214,173</w:t>
             </w:r>
           </w:p>
         </w:tc>
@@ -7741,7 +8057,7 @@
                 <w:szCs w:val="24"/>
                 <w:lang w:val="en-US" w:eastAsia="ja-JP" w:bidi="ar-SA"/>
               </w:rPr>
-              <w:t>13,371,347</w:t>
+              <w:t>14,003,147</w:t>
             </w:r>
           </w:p>
         </w:tc>
@@ -7818,7 +8134,7 @@
                 <w:szCs w:val="24"/>
                 <w:lang w:val="en-US" w:eastAsia="ja-JP" w:bidi="ar-SA"/>
               </w:rPr>
-              <w:t>8,558,000</w:t>
+              <w:t>8,744,000</w:t>
             </w:r>
           </w:p>
         </w:tc>
@@ -7855,7 +8171,7 @@
                 <w:szCs w:val="24"/>
                 <w:lang w:val="en-US" w:eastAsia="ja-JP" w:bidi="ar-SA"/>
               </w:rPr>
-              <w:t>7,309,700</w:t>
+              <w:t>7,477,100</w:t>
             </w:r>
           </w:p>
         </w:tc>
@@ -7892,7 +8208,7 @@
                 <w:szCs w:val="24"/>
                 <w:lang w:val="en-US" w:eastAsia="ja-JP" w:bidi="ar-SA"/>
               </w:rPr>
-              <w:t>18,284,476</w:t>
+              <w:t>19,034,476</w:t>
             </w:r>
           </w:p>
         </w:tc>
@@ -7929,7 +8245,7 @@
                 <w:szCs w:val="24"/>
                 <w:lang w:val="en-US" w:eastAsia="ja-JP" w:bidi="ar-SA"/>
               </w:rPr>
-              <w:t>15,718,805</w:t>
+              <w:t>16,393,805</w:t>
             </w:r>
           </w:p>
         </w:tc>
@@ -8194,7 +8510,7 @@
                 <w:szCs w:val="24"/>
                 <w:lang w:val="en-US" w:eastAsia="ja-JP" w:bidi="ar-SA"/>
               </w:rPr>
-              <w:t>10,828,000</w:t>
+              <w:t>11,372,000</w:t>
             </w:r>
           </w:p>
         </w:tc>
@@ -8231,7 +8547,7 @@
                 <w:szCs w:val="24"/>
                 <w:lang w:val="en-US" w:eastAsia="ja-JP" w:bidi="ar-SA"/>
               </w:rPr>
-              <w:t>9,271,000</w:t>
+              <w:t>9,760,600</w:t>
             </w:r>
           </w:p>
         </w:tc>
@@ -8268,7 +8584,7 @@
                 <w:szCs w:val="24"/>
                 <w:lang w:val="en-US" w:eastAsia="ja-JP" w:bidi="ar-SA"/>
               </w:rPr>
-              <w:t>42,380,251</w:t>
+              <w:t>44,756,251</w:t>
             </w:r>
           </w:p>
         </w:tc>
@@ -8305,7 +8621,7 @@
                 <w:szCs w:val="24"/>
                 <w:lang w:val="en-US" w:eastAsia="ja-JP" w:bidi="ar-SA"/>
               </w:rPr>
-              <w:t>36,359,213</w:t>
+              <w:t>38,497,613</w:t>
             </w:r>
           </w:p>
         </w:tc>
@@ -8382,7 +8698,7 @@
                 <w:szCs w:val="24"/>
                 <w:lang w:val="en-US" w:eastAsia="ja-JP" w:bidi="ar-SA"/>
               </w:rPr>
-              <w:t>18,424,000</w:t>
+              <w:t>18,968,000</w:t>
             </w:r>
           </w:p>
         </w:tc>
@@ -8419,7 +8735,7 @@
                 <w:szCs w:val="24"/>
                 <w:lang w:val="en-US" w:eastAsia="ja-JP" w:bidi="ar-SA"/>
               </w:rPr>
-              <w:t>15,727,600</w:t>
+              <w:t>16,217,200</w:t>
             </w:r>
           </w:p>
         </w:tc>
@@ -8456,7 +8772,7 @@
                 <w:szCs w:val="24"/>
                 <w:lang w:val="en-US" w:eastAsia="ja-JP" w:bidi="ar-SA"/>
               </w:rPr>
-              <w:t>36,487,284</w:t>
+              <w:t>38,863,284</w:t>
             </w:r>
           </w:p>
         </w:tc>
@@ -8493,7 +8809,7 @@
                 <w:szCs w:val="24"/>
                 <w:lang w:val="en-US" w:eastAsia="ja-JP" w:bidi="ar-SA"/>
               </w:rPr>
-              <w:t>31,350,191</w:t>
+              <w:t>33,488,591</w:t>
             </w:r>
           </w:p>
         </w:tc>
@@ -8570,7 +8886,7 @@
                 <w:szCs w:val="24"/>
                 <w:lang w:val="en-US" w:eastAsia="ja-JP" w:bidi="ar-SA"/>
               </w:rPr>
-              <w:t>19,564,000</w:t>
+              <w:t>20,064,000</w:t>
             </w:r>
           </w:p>
         </w:tc>
@@ -8607,7 +8923,7 @@
                 <w:szCs w:val="24"/>
                 <w:lang w:val="en-US" w:eastAsia="ja-JP" w:bidi="ar-SA"/>
               </w:rPr>
-              <w:t>16,693,600</w:t>
+              <w:t>17,143,600</w:t>
             </w:r>
           </w:p>
         </w:tc>
@@ -8644,7 +8960,7 @@
                 <w:szCs w:val="24"/>
                 <w:lang w:val="en-US" w:eastAsia="ja-JP" w:bidi="ar-SA"/>
               </w:rPr>
-              <w:t>41,460,352</w:t>
+              <w:t>43,632,352</w:t>
             </w:r>
           </w:p>
         </w:tc>
@@ -8681,7 +8997,7 @@
                 <w:szCs w:val="24"/>
                 <w:lang w:val="en-US" w:eastAsia="ja-JP" w:bidi="ar-SA"/>
               </w:rPr>
-              <w:t>35,562,299</w:t>
+              <w:t>37,517,099</w:t>
             </w:r>
           </w:p>
         </w:tc>
@@ -8946,7 +9262,7 @@
                 <w:szCs w:val="24"/>
                 <w:lang w:val="en-US" w:eastAsia="ja-JP" w:bidi="ar-SA"/>
               </w:rPr>
-              <w:t>20,368,000</w:t>
+              <w:t>20,850,000</w:t>
             </w:r>
           </w:p>
         </w:tc>
@@ -8983,7 +9299,7 @@
                 <w:szCs w:val="24"/>
                 <w:lang w:val="en-US" w:eastAsia="ja-JP" w:bidi="ar-SA"/>
               </w:rPr>
-              <w:t>17,459,200</w:t>
+              <w:t>17,893,000</w:t>
             </w:r>
           </w:p>
         </w:tc>
@@ -9020,7 +9336,7 @@
                 <w:szCs w:val="24"/>
                 <w:lang w:val="en-US" w:eastAsia="ja-JP" w:bidi="ar-SA"/>
               </w:rPr>
-              <w:t>84,758,348</w:t>
+              <w:t>86,492,348</w:t>
             </w:r>
           </w:p>
         </w:tc>
@@ -9057,7 +9373,7 @@
                 <w:szCs w:val="24"/>
                 <w:lang w:val="en-US" w:eastAsia="ja-JP" w:bidi="ar-SA"/>
               </w:rPr>
-              <w:t>72,776,596</w:t>
+              <w:t>74,337,196</w:t>
             </w:r>
           </w:p>
         </w:tc>
@@ -9134,7 +9450,7 @@
                 <w:szCs w:val="24"/>
                 <w:lang w:val="en-US" w:eastAsia="ja-JP" w:bidi="ar-SA"/>
               </w:rPr>
-              <w:t>35,428,000</w:t>
+              <w:t>35,910,000</w:t>
             </w:r>
           </w:p>
         </w:tc>
@@ -9171,7 +9487,7 @@
                 <w:szCs w:val="24"/>
                 <w:lang w:val="en-US" w:eastAsia="ja-JP" w:bidi="ar-SA"/>
               </w:rPr>
-              <w:t>30,260,200</w:t>
+              <w:t>30,694,000</w:t>
             </w:r>
           </w:p>
         </w:tc>
@@ -9208,7 +9524,7 @@
                 <w:szCs w:val="24"/>
                 <w:lang w:val="en-US" w:eastAsia="ja-JP" w:bidi="ar-SA"/>
               </w:rPr>
-              <w:t>72,457,674</w:t>
+              <w:t>74,191,674</w:t>
             </w:r>
           </w:p>
         </w:tc>
@@ -9245,7 +9561,7 @@
                 <w:szCs w:val="24"/>
                 <w:lang w:val="en-US" w:eastAsia="ja-JP" w:bidi="ar-SA"/>
               </w:rPr>
-              <w:t>62,321,023</w:t>
+              <w:t>63,881,623</w:t>
             </w:r>
           </w:p>
         </w:tc>
@@ -9322,7 +9638,7 @@
                 <w:szCs w:val="24"/>
                 <w:lang w:val="en-US" w:eastAsia="ja-JP" w:bidi="ar-SA"/>
               </w:rPr>
-              <w:t>37,084,000</w:t>
+              <w:t>37,524,000</w:t>
             </w:r>
           </w:p>
         </w:tc>
@@ -9359,7 +9675,7 @@
                 <w:szCs w:val="24"/>
                 <w:lang w:val="en-US" w:eastAsia="ja-JP" w:bidi="ar-SA"/>
               </w:rPr>
-              <w:t>31,660,600</w:t>
+              <w:t>32,056,600</w:t>
             </w:r>
           </w:p>
         </w:tc>
@@ -9396,7 +9712,7 @@
                 <w:szCs w:val="24"/>
                 <w:lang w:val="en-US" w:eastAsia="ja-JP" w:bidi="ar-SA"/>
               </w:rPr>
-              <w:t>80,326,121</w:t>
+              <w:t>81,886,121</w:t>
             </w:r>
           </w:p>
         </w:tc>
@@ -9433,7 +9749,7 @@
                 <w:szCs w:val="24"/>
                 <w:lang w:val="en-US" w:eastAsia="ja-JP" w:bidi="ar-SA"/>
               </w:rPr>
-              <w:t>68,973,203</w:t>
+              <w:t>70,377,203</w:t>
             </w:r>
           </w:p>
         </w:tc>
@@ -9472,7 +9788,7 @@
         <w:pStyle w:val="Heading1"/>
         <w:rPr/>
       </w:pPr>
-      <w:bookmarkStart w:id="14" w:name="__RefHeading___Toc24515_3199679052"/>
+      <w:bookmarkStart w:id="14" w:name="__RefHeading___Toc10465_3066934455"/>
       <w:bookmarkEnd w:id="14"/>
       <w:r>
         <w:rPr>
@@ -11414,7 +11730,7 @@
         <w:pStyle w:val="Heading2"/>
         <w:rPr/>
       </w:pPr>
-      <w:bookmarkStart w:id="15" w:name="__RefHeading___Toc24517_3199679052"/>
+      <w:bookmarkStart w:id="15" w:name="__RefHeading___Toc10467_3066934455"/>
       <w:bookmarkEnd w:id="15"/>
       <w:r>
         <w:rPr>
@@ -11529,7 +11845,7 @@
         <w:pStyle w:val="Heading1"/>
         <w:rPr/>
       </w:pPr>
-      <w:bookmarkStart w:id="16" w:name="__RefHeading___Toc24519_3199679052"/>
+      <w:bookmarkStart w:id="16" w:name="__RefHeading___Toc10469_3066934455"/>
       <w:bookmarkEnd w:id="16"/>
       <w:r>
         <w:rPr>
@@ -12268,7 +12584,7 @@
       <w:r>
         <w:br w:type="page"/>
       </w:r>
-      <w:bookmarkStart w:id="17" w:name="__RefHeading___Toc24521_3199679052"/>
+      <w:bookmarkStart w:id="17" w:name="__RefHeading___Toc10471_3066934455"/>
       <w:bookmarkEnd w:id="17"/>
       <w:r>
         <w:rPr>
@@ -13472,7 +13788,7 @@
       <w:r>
         <w:br w:type="page"/>
       </w:r>
-      <w:bookmarkStart w:id="18" w:name="__RefHeading___Toc24523_3199679052"/>
+      <w:bookmarkStart w:id="18" w:name="__RefHeading___Toc10473_3066934455"/>
       <w:bookmarkEnd w:id="18"/>
       <w:r>
         <w:rPr>
@@ -13606,7 +13922,7 @@
         <w:pStyle w:val="Heading1"/>
         <w:rPr/>
       </w:pPr>
-      <w:bookmarkStart w:id="19" w:name="__RefHeading___Toc24525_3199679052"/>
+      <w:bookmarkStart w:id="19" w:name="__RefHeading___Toc10475_3066934455"/>
       <w:bookmarkEnd w:id="19"/>
       <w:r>
         <w:rPr>
@@ -13716,7 +14032,7 @@
           <w:spacing w:val="0"/>
         </w:rPr>
       </w:pPr>
-      <w:bookmarkStart w:id="20" w:name="__RefHeading___Toc24527_3199679052"/>
+      <w:bookmarkStart w:id="20" w:name="__RefHeading___Toc10477_3066934455"/>
       <w:bookmarkStart w:id="21" w:name="_Toc233203395"/>
       <w:bookmarkEnd w:id="20"/>
       <w:r>

--- a/docs/package/02_Commercials/iNXT_BrokerVerse_Negotiation_Playbook_INTERNAL.docx
+++ b/docs/package/02_Commercials/iNXT_BrokerVerse_Negotiation_Playbook_INTERNAL.docx
@@ -10,7 +10,7 @@
       <w:r>
         <w:rPr/>
         <w:drawing>
-          <wp:anchor behindDoc="1" distT="0" distB="0" distL="0" distR="0" simplePos="0" locked="0" layoutInCell="0" allowOverlap="1" relativeHeight="17">
+          <wp:anchor behindDoc="1" distT="0" distB="0" distL="0" distR="0" simplePos="0" locked="0" layoutInCell="0" allowOverlap="1" relativeHeight="18">
             <wp:simplePos x="0" y="0"/>
             <wp:positionH relativeFrom="margin">
               <wp:posOffset>-914400</wp:posOffset>
@@ -55,7 +55,7 @@
           </wp:anchor>
         </w:drawing>
         <w:drawing>
-          <wp:anchor behindDoc="1" distT="0" distB="0" distL="0" distR="0" simplePos="0" locked="0" layoutInCell="0" allowOverlap="1" relativeHeight="28">
+          <wp:anchor behindDoc="1" distT="0" distB="0" distL="0" distR="0" simplePos="0" locked="0" layoutInCell="0" allowOverlap="1" relativeHeight="29">
             <wp:simplePos x="0" y="0"/>
             <wp:positionH relativeFrom="margin">
               <wp:align>center</wp:align>
@@ -111,7 +111,7 @@
         <mc:AlternateContent>
           <mc:Choice Requires="wps">
             <w:drawing>
-              <wp:anchor behindDoc="0" distT="45720" distB="45720" distL="114300" distR="114300" simplePos="0" locked="0" layoutInCell="0" allowOverlap="1" relativeHeight="18" wp14:anchorId="3D43415C">
+              <wp:anchor behindDoc="0" distT="45720" distB="45720" distL="114300" distR="114300" simplePos="0" locked="0" layoutInCell="0" allowOverlap="1" relativeHeight="19" wp14:anchorId="3D43415C">
                 <wp:simplePos x="0" y="0"/>
                 <wp:positionH relativeFrom="page">
                   <wp:posOffset>194310</wp:posOffset>
@@ -226,7 +226,7 @@
         <mc:AlternateContent>
           <mc:Choice Requires="wps">
             <w:drawing>
-              <wp:anchor behindDoc="0" distT="45720" distB="45720" distL="113030" distR="114935" simplePos="0" locked="0" layoutInCell="0" allowOverlap="1" relativeHeight="20" wp14:anchorId="58C23128">
+              <wp:anchor behindDoc="0" distT="45720" distB="45720" distL="113030" distR="114935" simplePos="0" locked="0" layoutInCell="0" allowOverlap="1" relativeHeight="21" wp14:anchorId="58C23128">
                 <wp:simplePos x="0" y="0"/>
                 <wp:positionH relativeFrom="page">
                   <wp:posOffset>3094990</wp:posOffset>
@@ -341,7 +341,7 @@
         <mc:AlternateContent>
           <mc:Choice Requires="wps">
             <w:drawing>
-              <wp:anchor behindDoc="0" distT="45720" distB="45720" distL="114300" distR="113665" simplePos="0" locked="0" layoutInCell="0" allowOverlap="1" relativeHeight="22" wp14:anchorId="1BF25123">
+              <wp:anchor behindDoc="0" distT="45720" distB="45720" distL="114300" distR="113665" simplePos="0" locked="0" layoutInCell="0" allowOverlap="1" relativeHeight="23" wp14:anchorId="1BF25123">
                 <wp:simplePos x="0" y="0"/>
                 <wp:positionH relativeFrom="page">
                   <wp:posOffset>4992370</wp:posOffset>
@@ -400,7 +400,7 @@
                                 <w:bCs/>
                                 <w:color w:val="1D74BA"/>
                               </w:rPr>
-                              <w:t>03 October 2026</w:t>
+                              <w:t>04 October 2026</w:t>
                             </w:r>
                           </w:p>
                         </w:txbxContent>
@@ -443,7 +443,7 @@
                           <w:bCs/>
                           <w:color w:val="1D74BA"/>
                         </w:rPr>
-                        <w:t>03 October 2026</w:t>
+                        <w:t>04 October 2026</w:t>
                       </w:r>
                     </w:p>
                   </w:txbxContent>
@@ -456,7 +456,7 @@
         <mc:AlternateContent>
           <mc:Choice Requires="wps">
             <w:drawing>
-              <wp:anchor behindDoc="0" distT="45720" distB="46355" distL="114300" distR="114300" simplePos="0" locked="0" layoutInCell="0" allowOverlap="1" relativeHeight="24" wp14:anchorId="01DE2BF4">
+              <wp:anchor behindDoc="0" distT="45720" distB="46355" distL="114300" distR="114300" simplePos="0" locked="0" layoutInCell="0" allowOverlap="1" relativeHeight="25" wp14:anchorId="01DE2BF4">
                 <wp:simplePos x="0" y="0"/>
                 <wp:positionH relativeFrom="margin">
                   <wp:align>center</wp:align>
@@ -601,7 +601,7 @@
         <mc:AlternateContent>
           <mc:Choice Requires="wps">
             <w:drawing>
-              <wp:anchor behindDoc="0" distT="45720" distB="50800" distL="114300" distR="114300" simplePos="0" locked="0" layoutInCell="0" allowOverlap="1" relativeHeight="26" wp14:anchorId="204C02CC">
+              <wp:anchor behindDoc="0" distT="45720" distB="50800" distL="114300" distR="114300" simplePos="0" locked="0" layoutInCell="0" allowOverlap="1" relativeHeight="27" wp14:anchorId="204C02CC">
                 <wp:simplePos x="0" y="0"/>
                 <wp:positionH relativeFrom="margin">
                   <wp:align>center</wp:align>
@@ -789,7 +789,7 @@
             </w:rPr>
             <w:fldChar w:fldCharType="separate"/>
           </w:r>
-          <w:hyperlink w:anchor="__RefHeading___Toc10445_3066934455">
+          <w:hyperlink w:anchor="__RefHeading___Toc12207_2842061002">
             <w:r>
               <w:rPr>
                 <w:webHidden/>
@@ -824,7 +824,7 @@
             </w:tabs>
             <w:rPr/>
           </w:pPr>
-          <w:hyperlink w:anchor="__RefHeading___Toc10447_3066934455">
+          <w:hyperlink w:anchor="__RefHeading___Toc12209_2842061002">
             <w:r>
               <w:rPr>
                 <w:webHidden/>
@@ -853,7 +853,7 @@
             </w:tabs>
             <w:rPr/>
           </w:pPr>
-          <w:hyperlink w:anchor="__RefHeading___Toc10449_3066934455">
+          <w:hyperlink w:anchor="__RefHeading___Toc12211_2842061002">
             <w:r>
               <w:rPr>
                 <w:webHidden/>
@@ -875,7 +875,7 @@
             </w:tabs>
             <w:rPr/>
           </w:pPr>
-          <w:hyperlink w:anchor="__RefHeading___Toc10451_3066934455">
+          <w:hyperlink w:anchor="__RefHeading___Toc12213_2842061002">
             <w:r>
               <w:rPr>
                 <w:webHidden/>
@@ -897,7 +897,7 @@
             </w:tabs>
             <w:rPr/>
           </w:pPr>
-          <w:hyperlink w:anchor="__RefHeading___Toc10453_3066934455">
+          <w:hyperlink w:anchor="__RefHeading___Toc12215_2842061002">
             <w:r>
               <w:rPr>
                 <w:webHidden/>
@@ -919,7 +919,7 @@
             </w:tabs>
             <w:rPr/>
           </w:pPr>
-          <w:hyperlink w:anchor="__RefHeading___Toc10455_3066934455">
+          <w:hyperlink w:anchor="__RefHeading___Toc12217_2842061002">
             <w:r>
               <w:rPr>
                 <w:webHidden/>
@@ -941,7 +941,7 @@
             </w:tabs>
             <w:rPr/>
           </w:pPr>
-          <w:hyperlink w:anchor="__RefHeading___Toc10457_3066934455">
+          <w:hyperlink w:anchor="__RefHeading___Toc12219_2842061002">
             <w:r>
               <w:rPr>
                 <w:webHidden/>
@@ -963,7 +963,7 @@
             </w:tabs>
             <w:rPr/>
           </w:pPr>
-          <w:hyperlink w:anchor="__RefHeading___Toc10459_3066934455">
+          <w:hyperlink w:anchor="__RefHeading___Toc12221_2842061002">
             <w:r>
               <w:rPr>
                 <w:webHidden/>
@@ -971,7 +971,7 @@
               </w:rPr>
               <w:t>6. Floor prices</w:t>
               <w:tab/>
-              <w:t>7</w:t>
+              <w:t>8</w:t>
             </w:r>
           </w:hyperlink>
         </w:p>
@@ -985,7 +985,7 @@
             </w:tabs>
             <w:rPr/>
           </w:pPr>
-          <w:hyperlink w:anchor="__RefHeading___Toc10461_3066934455">
+          <w:hyperlink w:anchor="__RefHeading___Toc12223_2842061002">
             <w:r>
               <w:rPr>
                 <w:webHidden/>
@@ -993,7 +993,7 @@
               </w:rPr>
               <w:t>6.1 Rates at the floor</w:t>
               <w:tab/>
-              <w:t>7</w:t>
+              <w:t>8</w:t>
             </w:r>
           </w:hyperlink>
         </w:p>
@@ -1007,7 +1007,7 @@
             </w:tabs>
             <w:rPr/>
           </w:pPr>
-          <w:hyperlink w:anchor="__RefHeading___Toc10463_3066934455">
+          <w:hyperlink w:anchor="__RefHeading___Toc12225_2842061002">
             <w:r>
               <w:rPr>
                 <w:webHidden/>
@@ -1015,7 +1015,7 @@
               </w:rPr>
               <w:t>6.2 Pre-set packages at list and at the floor</w:t>
               <w:tab/>
-              <w:t>7</w:t>
+              <w:t>8</w:t>
             </w:r>
           </w:hyperlink>
         </w:p>
@@ -1029,7 +1029,7 @@
             </w:tabs>
             <w:rPr/>
           </w:pPr>
-          <w:hyperlink w:anchor="__RefHeading___Toc10465_3066934455">
+          <w:hyperlink w:anchor="__RefHeading___Toc12227_2842061002">
             <w:r>
               <w:rPr>
                 <w:webHidden/>
@@ -1037,7 +1037,7 @@
               </w:rPr>
               <w:t>7. Give and get levers</w:t>
               <w:tab/>
-              <w:t>8</w:t>
+              <w:t>9</w:t>
             </w:r>
           </w:hyperlink>
         </w:p>
@@ -1051,7 +1051,7 @@
             </w:tabs>
             <w:rPr/>
           </w:pPr>
-          <w:hyperlink w:anchor="__RefHeading___Toc10467_3066934455">
+          <w:hyperlink w:anchor="__RefHeading___Toc12229_2842061002">
             <w:r>
               <w:rPr>
                 <w:webHidden/>
@@ -1059,7 +1059,7 @@
               </w:rPr>
               <w:t>7.1 How to use the levers</w:t>
               <w:tab/>
-              <w:t>8</w:t>
+              <w:t>9</w:t>
             </w:r>
           </w:hyperlink>
         </w:p>
@@ -1073,7 +1073,7 @@
             </w:tabs>
             <w:rPr/>
           </w:pPr>
-          <w:hyperlink w:anchor="__RefHeading___Toc10469_3066934455">
+          <w:hyperlink w:anchor="__RefHeading___Toc12231_2842061002">
             <w:r>
               <w:rPr>
                 <w:webHidden/>
@@ -1081,7 +1081,7 @@
               </w:rPr>
               <w:t>8. Typical client positions and answers</w:t>
               <w:tab/>
-              <w:t>9</w:t>
+              <w:t>10</w:t>
             </w:r>
           </w:hyperlink>
         </w:p>
@@ -1095,7 +1095,7 @@
             </w:tabs>
             <w:rPr/>
           </w:pPr>
-          <w:hyperlink w:anchor="__RefHeading___Toc10471_3066934455">
+          <w:hyperlink w:anchor="__RefHeading___Toc12233_2842061002">
             <w:r>
               <w:rPr>
                 <w:webHidden/>
@@ -1103,7 +1103,7 @@
               </w:rPr>
               <w:t>9. Contract positions</w:t>
               <w:tab/>
-              <w:t>10</w:t>
+              <w:t>11</w:t>
             </w:r>
           </w:hyperlink>
         </w:p>
@@ -1117,7 +1117,7 @@
             </w:tabs>
             <w:rPr/>
           </w:pPr>
-          <w:hyperlink w:anchor="__RefHeading___Toc10473_3066934455">
+          <w:hyperlink w:anchor="__RefHeading___Toc12235_2842061002">
             <w:r>
               <w:rPr>
                 <w:webHidden/>
@@ -1125,7 +1125,7 @@
               </w:rPr>
               <w:t>10. Process and documents</w:t>
               <w:tab/>
-              <w:t>11</w:t>
+              <w:t>12</w:t>
             </w:r>
           </w:hyperlink>
         </w:p>
@@ -1139,7 +1139,7 @@
             </w:tabs>
             <w:rPr/>
           </w:pPr>
-          <w:hyperlink w:anchor="__RefHeading___Toc10475_3066934455">
+          <w:hyperlink w:anchor="__RefHeading___Toc12237_2842061002">
             <w:r>
               <w:rPr>
                 <w:webHidden/>
@@ -1147,7 +1147,7 @@
               </w:rPr>
               <w:t>11. Owner decisions open</w:t>
               <w:tab/>
-              <w:t>12</w:t>
+              <w:t>13</w:t>
             </w:r>
           </w:hyperlink>
         </w:p>
@@ -1161,7 +1161,7 @@
             </w:tabs>
             <w:rPr/>
           </w:pPr>
-          <w:hyperlink w:anchor="__RefHeading___Toc10477_3066934455">
+          <w:hyperlink w:anchor="__RefHeading___Toc12239_2842061002">
             <w:r>
               <w:rPr>
                 <w:webHidden/>
@@ -1176,7 +1176,7 @@
                 <w:rStyle w:val="IndexLink"/>
               </w:rPr>
               <w:tab/>
-              <w:t>13</w:t>
+              <w:t>14</w:t>
             </w:r>
           </w:hyperlink>
           <w:r>
@@ -1209,7 +1209,7 @@
       <w:r>
         <w:br w:type="page"/>
       </w:r>
-      <w:bookmarkStart w:id="0" w:name="__RefHeading___Toc10445_3066934455"/>
+      <w:bookmarkStart w:id="0" w:name="__RefHeading___Toc12207_2842061002"/>
       <w:bookmarkStart w:id="1" w:name="_Toc48319687"/>
       <w:bookmarkStart w:id="2" w:name="_Toc11824118"/>
       <w:bookmarkEnd w:id="0"/>
@@ -1566,7 +1566,7 @@
                 <w:szCs w:val="24"/>
                 <w:lang w:val="en-US" w:eastAsia="ja-JP" w:bidi="ar-SA"/>
               </w:rPr>
-              <w:t>03 October 2026</w:t>
+              <w:t>04 October 2026</w:t>
             </w:r>
           </w:p>
         </w:tc>
@@ -1603,7 +1603,7 @@
                 <w:szCs w:val="24"/>
                 <w:lang w:val="en-US" w:eastAsia="ja-JP" w:bidi="ar-SA"/>
               </w:rPr>
-              <w:t>1.0</w:t>
+              <w:t>1.0.1</w:t>
             </w:r>
           </w:p>
         </w:tc>
@@ -1751,7 +1751,7 @@
                 <w:szCs w:val="24"/>
                 <w:lang w:val="en-US" w:eastAsia="ja-JP" w:bidi="ar-SA"/>
               </w:rPr>
-              <w:t>Initial issue</w:t>
+              <w:t>Version 1.0.1: optional services confirmed by management on 04 October 2026: the optional modules and partner services (module activation, connector go-live, regulator and partner items) are one-time optional services under the approval matrix; regulator and partner fees are never discounted. Version 1.0: initial issue</w:t>
             </w:r>
           </w:p>
         </w:tc>
@@ -1854,7 +1854,7 @@
           <w:spacing w:val="0"/>
         </w:rPr>
       </w:pPr>
-      <w:bookmarkStart w:id="4" w:name="__RefHeading___Toc10447_3066934455"/>
+      <w:bookmarkStart w:id="4" w:name="__RefHeading___Toc12209_2842061002"/>
       <w:bookmarkStart w:id="5" w:name="_Toc233203388"/>
       <w:bookmarkEnd w:id="4"/>
       <w:r>
@@ -3475,7 +3475,7 @@
         <w:pageBreakBefore w:val="false"/>
         <w:rPr/>
       </w:pPr>
-      <w:bookmarkStart w:id="6" w:name="__RefHeading___Toc10449_3066934455"/>
+      <w:bookmarkStart w:id="6" w:name="__RefHeading___Toc12211_2842061002"/>
       <w:bookmarkEnd w:id="6"/>
       <w:r>
         <w:rPr>
@@ -3574,7 +3574,7 @@
         <w:pStyle w:val="Heading1"/>
         <w:rPr/>
       </w:pPr>
-      <w:bookmarkStart w:id="7" w:name="__RefHeading___Toc10451_3066934455"/>
+      <w:bookmarkStart w:id="7" w:name="__RefHeading___Toc12213_2842061002"/>
       <w:bookmarkEnd w:id="7"/>
       <w:r>
         <w:rPr>
@@ -3640,7 +3640,7 @@
           <w:color w:val="101820"/>
           <w:sz w:val="21"/>
         </w:rPr>
-        <w:t>Move scope before price. A smaller scope at full rate keeps the price list intact; a discount weakens it for every later deal.</w:t>
+        <w:t>Move scope before price. A smaller scope at full rate keeps the price list intact; a discount weakens it for every later deal. The optional modules and partner services are the first scope to move: a broker that wants a lower first invoice can defer a module activation or a partner certification to a later Order Form at the same list price.</w:t>
       </w:r>
     </w:p>
     <w:p>
@@ -3708,7 +3708,7 @@
         <w:pStyle w:val="Heading1"/>
         <w:rPr/>
       </w:pPr>
-      <w:bookmarkStart w:id="8" w:name="__RefHeading___Toc10453_3066934455"/>
+      <w:bookmarkStart w:id="8" w:name="__RefHeading___Toc12215_2842061002"/>
       <w:bookmarkEnd w:id="8"/>
       <w:r>
         <w:rPr>
@@ -3725,7 +3725,7 @@
         <w:pStyle w:val="Heading2"/>
         <w:rPr/>
       </w:pPr>
-      <w:bookmarkStart w:id="9" w:name="__RefHeading___Toc10455_3066934455"/>
+      <w:bookmarkStart w:id="9" w:name="__RefHeading___Toc12217_2842061002"/>
       <w:bookmarkEnd w:id="9"/>
       <w:r>
         <w:rPr>
@@ -5303,6 +5303,25 @@
           <w:sz w:val="21"/>
         </w:rPr>
         <w:t>The approver is set by the highest discount on any component. A deal with 4% on subscription and 7% on implementation needs the sales head.</w:t>
+      </w:r>
+    </w:p>
+    <w:p>
+      <w:pPr>
+        <w:pStyle w:val="Normal"/>
+        <w:numPr>
+          <w:ilvl w:val="0"/>
+          <w:numId w:val="1"/>
+        </w:numPr>
+        <w:spacing w:before="0" w:after="60"/>
+        <w:rPr/>
+      </w:pPr>
+      <w:r>
+        <w:rPr>
+          <w:rFonts w:eastAsia="Segoe UI" w:cs="Segoe UI" w:ascii="Segoe UI" w:hAnsi="Segoe UI"/>
+          <w:color w:val="101820"/>
+          <w:sz w:val="21"/>
+        </w:rPr>
+        <w:t>The optional modules and partner services of the Rate Card (activation of the AML/CFT toolkit, the IC compliance registers and the BIR pack, connector go-live, dealer programme set-up, client brand packs, and the regulator and partner items: AMLC file validation, IC annual statement form alignment, EOPT invoicing review, BIR CAS registration support, BIR EIS enrolment, CTPL and LTO certification, insurer API onboarding, bank file certification, SMS or Viber gateway activation, screening list provider onboarding) are one-time optional services and follow that row: 5%, 10%, 15%, floor 85% of list. They were confirmed by management on 04 October 2026 as add-on items; they are never folded into a package price, and the regulator's or partner's own fees, which are not in these prices, are never discounted or absorbed.</w:t>
       </w:r>
     </w:p>
     <w:p>
@@ -5367,7 +5386,7 @@
         <w:pStyle w:val="Heading2"/>
         <w:rPr/>
       </w:pPr>
-      <w:bookmarkStart w:id="10" w:name="__RefHeading___Toc10457_3066934455"/>
+      <w:bookmarkStart w:id="10" w:name="__RefHeading___Toc12219_2842061002"/>
       <w:bookmarkEnd w:id="10"/>
       <w:r>
         <w:rPr>
@@ -5463,7 +5482,7 @@
         <w:pStyle w:val="Heading1"/>
         <w:rPr/>
       </w:pPr>
-      <w:bookmarkStart w:id="11" w:name="__RefHeading___Toc10459_3066934455"/>
+      <w:bookmarkStart w:id="11" w:name="__RefHeading___Toc12221_2842061002"/>
       <w:bookmarkEnd w:id="11"/>
       <w:r>
         <w:rPr>
@@ -5480,7 +5499,7 @@
         <w:pStyle w:val="Heading2"/>
         <w:rPr/>
       </w:pPr>
-      <w:bookmarkStart w:id="12" w:name="__RefHeading___Toc10461_3066934455"/>
+      <w:bookmarkStart w:id="12" w:name="__RefHeading___Toc12223_2842061002"/>
       <w:bookmarkEnd w:id="12"/>
       <w:r>
         <w:rPr>
@@ -6497,7 +6516,7 @@
         <w:pStyle w:val="Heading2"/>
         <w:rPr/>
       </w:pPr>
-      <w:bookmarkStart w:id="13" w:name="__RefHeading___Toc10463_3066934455"/>
+      <w:bookmarkStart w:id="13" w:name="__RefHeading___Toc12225_2842061002"/>
       <w:bookmarkEnd w:id="13"/>
       <w:r>
         <w:rPr>
@@ -9788,7 +9807,7 @@
         <w:pStyle w:val="Heading1"/>
         <w:rPr/>
       </w:pPr>
-      <w:bookmarkStart w:id="14" w:name="__RefHeading___Toc10465_3066934455"/>
+      <w:bookmarkStart w:id="14" w:name="__RefHeading___Toc12227_2842061002"/>
       <w:bookmarkEnd w:id="14"/>
       <w:r>
         <w:rPr>
@@ -11730,7 +11749,7 @@
         <w:pStyle w:val="Heading2"/>
         <w:rPr/>
       </w:pPr>
-      <w:bookmarkStart w:id="15" w:name="__RefHeading___Toc10467_3066934455"/>
+      <w:bookmarkStart w:id="15" w:name="__RefHeading___Toc12229_2842061002"/>
       <w:bookmarkEnd w:id="15"/>
       <w:r>
         <w:rPr>
@@ -11845,7 +11864,7 @@
         <w:pStyle w:val="Heading1"/>
         <w:rPr/>
       </w:pPr>
-      <w:bookmarkStart w:id="16" w:name="__RefHeading___Toc10469_3066934455"/>
+      <w:bookmarkStart w:id="16" w:name="__RefHeading___Toc12231_2842061002"/>
       <w:bookmarkEnd w:id="16"/>
       <w:r>
         <w:rPr>
@@ -12584,7 +12603,7 @@
       <w:r>
         <w:br w:type="page"/>
       </w:r>
-      <w:bookmarkStart w:id="17" w:name="__RefHeading___Toc10471_3066934455"/>
+      <w:bookmarkStart w:id="17" w:name="__RefHeading___Toc12233_2842061002"/>
       <w:bookmarkEnd w:id="17"/>
       <w:r>
         <w:rPr>
@@ -13788,7 +13807,7 @@
       <w:r>
         <w:br w:type="page"/>
       </w:r>
-      <w:bookmarkStart w:id="18" w:name="__RefHeading___Toc10473_3066934455"/>
+      <w:bookmarkStart w:id="18" w:name="__RefHeading___Toc12235_2842061002"/>
       <w:bookmarkEnd w:id="18"/>
       <w:r>
         <w:rPr>
@@ -13922,7 +13941,7 @@
         <w:pStyle w:val="Heading1"/>
         <w:rPr/>
       </w:pPr>
-      <w:bookmarkStart w:id="19" w:name="__RefHeading___Toc10475_3066934455"/>
+      <w:bookmarkStart w:id="19" w:name="__RefHeading___Toc12237_2842061002"/>
       <w:bookmarkEnd w:id="19"/>
       <w:r>
         <w:rPr>
@@ -14032,7 +14051,7 @@
           <w:spacing w:val="0"/>
         </w:rPr>
       </w:pPr>
-      <w:bookmarkStart w:id="20" w:name="__RefHeading___Toc10477_3066934455"/>
+      <w:bookmarkStart w:id="20" w:name="__RefHeading___Toc12239_2842061002"/>
       <w:bookmarkStart w:id="21" w:name="_Toc233203395"/>
       <w:bookmarkEnd w:id="20"/>
       <w:r>
@@ -15790,7 +15809,7 @@
       <w:r>
         <w:rPr/>
         <w:drawing>
-          <wp:anchor behindDoc="1" distT="0" distB="0" distL="0" distR="0" simplePos="0" locked="0" layoutInCell="0" allowOverlap="1" relativeHeight="16">
+          <wp:anchor behindDoc="1" distT="0" distB="0" distL="0" distR="0" simplePos="0" locked="0" layoutInCell="0" allowOverlap="1" relativeHeight="17">
             <wp:simplePos x="0" y="0"/>
             <wp:positionH relativeFrom="margin">
               <wp:align>center</wp:align>
@@ -15861,7 +15880,7 @@
     <w:r>
       <w:rPr/>
       <w:drawing>
-        <wp:anchor behindDoc="1" distT="0" distB="0" distL="0" distR="0" simplePos="0" locked="0" layoutInCell="0" allowOverlap="1" relativeHeight="15">
+        <wp:anchor behindDoc="1" distT="0" distB="0" distL="0" distR="0" simplePos="0" locked="0" layoutInCell="0" allowOverlap="1" relativeHeight="16">
           <wp:simplePos x="0" y="0"/>
           <wp:positionH relativeFrom="page">
             <wp:align>left</wp:align>
@@ -15920,7 +15939,7 @@
     <w:r>
       <w:rPr/>
       <w:drawing>
-        <wp:anchor behindDoc="1" distT="0" distB="0" distL="0" distR="0" simplePos="0" locked="0" layoutInCell="0" allowOverlap="1" relativeHeight="15">
+        <wp:anchor behindDoc="1" distT="0" distB="0" distL="0" distR="0" simplePos="0" locked="0" layoutInCell="0" allowOverlap="1" relativeHeight="16">
           <wp:simplePos x="0" y="0"/>
           <wp:positionH relativeFrom="page">
             <wp:align>left</wp:align>
